--- a/MASY1800_ET_Agent_Scaffold_v1_0/agents/disruption_agent/deliverables/01_Primary_Case_Output_Report.docx
+++ b/MASY1800_ET_Agent_Scaffold_v1_0/agents/disruption_agent/deliverables/01_Primary_Case_Output_Report.docx
@@ -12,7 +12,7 @@
     </w:p>
     <w:p>
       <w:r>
-        <w:t>Status: Reviewed report of actual v0 output; revision 0.4 prepared, behavioral retest pending. This is not a report of a successful revised-agent run.</w:t>
+        <w:t>Tested agent: Emerging Technology Disruption Agent, 0.4-reviewed. Case as of: October 13, 2026. Based on the preserved actual v1 response, with clearly separated reviewer interpretation. The three v1 case responses were generated in one ChatGPT conversation, not three independent fresh chats.</w:t>
       </w:r>
     </w:p>
     <w:p>
@@ -20,17 +20,17 @@
         <w:pStyle w:val="Heading2"/>
       </w:pPr>
       <w:r>
-        <w:t>Case and decision</w:t>
+        <w:t>Case and management decision</w:t>
       </w:r>
     </w:p>
     <w:p>
       <w:r>
-        <w:t>The case is a hypothetical small bilingual consultancy helping Chinese home/lifestyle consumer brands enter the United States. It sells fixed-fee public-source market-entry research packages through referrals and direct outreach. Junior desk research, bilingual synthesis and senior review are material activities. These are declared scenario assumptions, not facts about an identified firm. The decision is what to do over the next 12 months with human-assisted LLM research and drafting. Legal, tax, customs and product-compliance advice are outside scope.</w:t>
+        <w:t>The primary case is a hypothetical small bilingual consultancy helping Chinese home/lifestyle consumer brands enter the United States. It sells fixed-fee public-source research packages through referrals/direct outreach. Junior desk research, bilingual synthesis and senior review are material activities. These are declared scenario assumptions, not observations of an identified company.</w:t>
       </w:r>
     </w:p>
     <w:p>
       <w:r>
-        <w:t>The unchanged technology can assist bilingual public-source synthesis; it does not itself supply real customer interviews, verified local observations or channel execution. No financial statements, client survey, willingness-to-pay test or consulting productivity measurement has been performed.</w:t>
+        <w:t>The proposed application is human-reviewed LLM competitor/customer/channel research and draft recommendations. The management question is how to respond over the next 12 months. The technology does not itself provide authentic U.S. consumer interviews, verified local observations or channel execution. Legal, tax, customs and product-compliance advice are excluded. No actual interviews, client price tests, consultancy productivity measurements or operating financials were collected.</w:t>
       </w:r>
     </w:p>
     <w:p>
@@ -38,17 +38,22 @@
         <w:pStyle w:val="Heading2"/>
       </w:pPr>
       <w:r>
-        <w:t>Actual agent finding and reviewer judgment</w:t>
+        <w:t>Actual v1 conclusion</w:t>
       </w:r>
     </w:p>
     <w:p>
       <w:r>
-        <w:t>The v0 agent returned conditional High Business-Model Disruption Potency and High × Mid-term, using October 14, 2027–October 13, 2029 as its material-impact window. Its recommendation was to prepare and pilot. The exact original is responses/primary_v0.json.</w:t>
+        <w:t>The agent labels the primary case High conditional stress exposure, while stating that observed potency is Undetermined—insufficient customer substitution, fees, cost and margin evidence. It explicitly leaves material-impact timing undetermined. High is therefore an adverse scenario if reliable client self-service or competing offers displace the firm's core paid reports, not an established current threat rating or probability.</w:t>
       </w:r>
     </w:p>
     <w:p>
       <w:r>
-        <w:t>The business exposure is plausible: if clients can obtain reliable generic report content themselves, part of the consultancy's paid offering may lose differentiation. But neither client substitution nor material price erosion is observed in the evidence. The calendar bins were supplied as analytical conventions, not arrival forecasts. The reviewer therefore does not endorse an evidenced High/mid-term forecast. Supported real-world magnitude and timing remain undetermined. A High stress scenario is useful only if reliable client self-service or competing offers materially displace the paid report core. This is a conditional assessment, not a categorical downgrade to Moderate.</w:t>
+        <w:t>This improves on v0, which supplied conditional High × Mid-term and a 2027–2029 window without arrival evidence. The v1 makes clear that those calendar bins are planning conventions, not forecasts. A hypothetical High/mid cell would imply prepare/pilot under Chapter 1, but it is not an evidenced current placement.</w:t>
+      </w:r>
+    </w:p>
+    <w:p>
+      <w:r>
+        <w:t>Reviewer judgment: The correction is material and credible for this response. It supports learning about exposure without pretending to know when fee erosion will occur. It does not demonstrate actual consulting-market disruption or prove the revised instructions will work reliably in new independent sessions.</w:t>
       </w:r>
     </w:p>
     <w:p>
@@ -64,7 +69,7 @@
         <w:pStyle w:val="ListBullet"/>
       </w:pPr>
       <w:r>
-        <w:t>ET generally: LLM task assistance is plausible, with source accuracy, privacy and human-overreliance limits. Task improvement alone does not prove Christensen-style disruption. Workplace evidence is from a different setting.</w:t>
+        <w:t>ET generally: Human-assisted LLM synthesis/drafting is plausible, with confabulation, privacy and overreliance risks. Task improvement alone is not Christensen-style disruption; a low-end/new-market foothold and movement into incumbent demand would need evidence.</w:t>
       </w:r>
     </w:p>
     <w:p>
@@ -72,7 +77,7 @@
         <w:pStyle w:val="ListBullet"/>
       </w:pPr>
       <w:r>
-        <w:t>For this application: Public competitor scans, bilingual briefing and first drafts may become easier to produce. AI-generated personas are not real U.S. consumer validation. Whether speed exceeds verification/rework cost is unmeasured.</w:t>
+        <w:t>For this application: Public competitor scans and bilingual briefs may become easier to produce, but authentic consumer validation and source verification remain distinct. Net cost after review/rework is unknown.</w:t>
       </w:r>
     </w:p>
     <w:p>
@@ -80,7 +85,7 @@
         <w:pStyle w:val="ListBullet"/>
       </w:pPr>
       <w:r>
-        <w:t>For this organization: Selling report content exposes a different paid value mechanism from selling field validation or consumer products. Bilingual organization and senior judgment may retain value; their defensibility and clients' willingness to pay have not been tested.</w:t>
+        <w:t>For this organization: Selling generic report content may expose the paid core to self-service substitution. Trusted judgment, verification or local insight could sustain fees, but neither their pricing power nor actual client switching is measured. The opportunity to serve smaller underserved brands is conditional on demand and viable economics.</w:t>
       </w:r>
     </w:p>
     <w:p>
@@ -88,12 +93,17 @@
         <w:pStyle w:val="Heading2"/>
       </w:pPr>
       <w:r>
-        <w:t>Reviewed creative-destruction ledger</w:t>
+        <w:t>Business baseline and creative-destruction ledger</w:t>
       </w:r>
     </w:p>
     <w:p>
       <w:r>
-        <w:t>These are reviewer-organized scenario hypotheses derived from v0 and the intake, not new model outputs or measured effects.</w:t>
+        <w:t>The assumed customers are Chinese home/lifestyle brands; the value proposition is organized bilingual U.S. market-entry research; pricing is project-based; channels are referrals/outreach; labor is analyst assembly plus senior review; assets/capabilities include synthesis and judgment, with limited proprietary U.S. evidence/channel access. Partner value and competitive defensibility are unknown.</w:t>
+      </w:r>
+    </w:p>
+    <w:p>
+      <w:r>
+        <w:t>The table is a reviewer-organized synthesis of the case and actual responses, not additional JSON model output or observed results. It makes underdeveloped ledger elements explicit without modifying the raw response.</w:t>
       </w:r>
     </w:p>
     <w:tbl>
@@ -131,7 +141,7 @@
               <w:rPr>
                 <w:b/>
               </w:rPr>
-              <w:t>Value created or enabled</w:t>
+              <w:t>Creation or opportunity</w:t>
             </w:r>
           </w:p>
         </w:tc>
@@ -144,7 +154,7 @@
               <w:rPr>
                 <w:b/>
               </w:rPr>
-              <w:t>Value displaced or exposed</w:t>
+              <w:t>Displacement or exposure</w:t>
             </w:r>
           </w:p>
         </w:tc>
@@ -199,7 +209,7 @@
           </w:tcPr>
           <w:p>
             <w:r>
-              <w:t>Conditional self-service/entrant substitution; A1 scenario and S1 analogy only; material timing unknown</w:t>
+              <w:t>Conditional self-service/entrant substitution; A1 assumptions and S1 analogy; material timing unknown</w:t>
             </w:r>
           </w:p>
         </w:tc>
@@ -211,7 +221,7 @@
           </w:tcPr>
           <w:p>
             <w:r>
-              <w:t>Analyst process and cost / staff</w:t>
+              <w:t>Process/cost / analysts and reviewers</w:t>
             </w:r>
           </w:p>
         </w:tc>
@@ -221,7 +231,7 @@
           </w:tcPr>
           <w:p>
             <w:r>
-              <w:t>Reuse of structured research workflows</w:t>
+              <w:t>Repeatable research preparation</w:t>
             </w:r>
           </w:p>
         </w:tc>
@@ -231,7 +241,7 @@
           </w:tcPr>
           <w:p>
             <w:r>
-              <w:t>Some manual assembly effort; training/utilization incentives</w:t>
+              <w:t>Manual assembly effort and utilization incentives</w:t>
             </w:r>
           </w:p>
         </w:tc>
@@ -241,7 +251,7 @@
           </w:tcPr>
           <w:p>
             <w:r>
-              <w:t>Task assistance hypothesis; full review/rework cost unknown; a near-term pilot can measure it</w:t>
+              <w:t>Assistance hypothesis; source checking/rework may offset savings; proposed near-term pilot, not observed impact</w:t>
             </w:r>
           </w:p>
         </w:tc>
@@ -263,7 +273,7 @@
           </w:tcPr>
           <w:p>
             <w:r>
-              <w:t>Source-audit skill and validated research design</w:t>
+              <w:t>Auditable evidence workflow and validated research design</w:t>
             </w:r>
           </w:p>
         </w:tc>
@@ -273,7 +283,7 @@
           </w:tcPr>
           <w:p>
             <w:r>
-              <w:t>Bilingual synthesis alone may become less distinctive</w:t>
+              <w:t>Bilingual synthesis alone may become less scarce</w:t>
             </w:r>
           </w:p>
         </w:tc>
@@ -283,7 +293,7 @@
           </w:tcPr>
           <w:p>
             <w:r>
-              <w:t>Scenario inference, not measured competitive advantage; timing unknown</w:t>
+              <w:t>Scenario inference; no proprietary advantage measured; timing unknown</w:t>
             </w:r>
           </w:p>
         </w:tc>
@@ -305,7 +315,7 @@
           </w:tcPr>
           <w:p>
             <w:r>
-              <w:t>Better briefs may improve partner discussions</w:t>
+              <w:t>Better briefs may aid partner discussions</w:t>
             </w:r>
           </w:p>
         </w:tc>
@@ -315,7 +325,7 @@
           </w:tcPr>
           <w:p>
             <w:r>
-              <w:t>Referral brokerage may be bypassed only if clients gain equivalent access</w:t>
+              <w:t>Brokerage could be bypassed only if equivalent access is available</w:t>
             </w:r>
           </w:p>
         </w:tc>
@@ -325,7 +335,7 @@
           </w:tcPr>
           <w:p>
             <w:r>
-              <w:t>No direct substitution evidence; current tool does not execute partner diligence; timing unknown</w:t>
+              <w:t>No partner-substitution evidence; bounded tool does not execute diligence; timing unknown</w:t>
             </w:r>
           </w:p>
         </w:tc>
@@ -347,7 +357,7 @@
           </w:tcPr>
           <w:p>
             <w:r>
-              <w:t>A viable entry tier could serve previously unserved clients</w:t>
+              <w:t>Potential viable entry tier for previously unserved buyers</w:t>
             </w:r>
           </w:p>
         </w:tc>
@@ -367,7 +377,7 @@
           </w:tcPr>
           <w:p>
             <w:r>
-              <w:t>Demand, price and margin unknown; no new-market foothold observed</w:t>
+              <w:t>Demand, fees and margins unknown; no actual foothold observed</w:t>
             </w:r>
           </w:p>
         </w:tc>
@@ -379,7 +389,7 @@
           </w:tcPr>
           <w:p>
             <w:r>
-              <w:t>Local consumer evidence / research participants</w:t>
+              <w:t>Customer validation/trust / participants and clients</w:t>
             </w:r>
           </w:p>
         </w:tc>
@@ -389,7 +399,7 @@
           </w:tcPr>
           <w:p>
             <w:r>
-              <w:t>Better hypotheses can guide real interviews</w:t>
+              <w:t>Better hypotheses for real interviews</w:t>
             </w:r>
           </w:p>
         </w:tc>
@@ -399,7 +409,7 @@
           </w:tcPr>
           <w:p>
             <w:r>
-              <w:t>Simulated research can erode trust and decision quality</w:t>
+              <w:t>Simulated research/unsupported advice can undermine decisions</w:t>
             </w:r>
           </w:p>
         </w:tc>
@@ -409,7 +419,7 @@
           </w:tcPr>
           <w:p>
             <w:r>
-              <w:t>SBA distinguishes direct and existing-source research; NIST supports error controls; immediate control need, no measured loss</w:t>
+              <w:t>SBA method distinction and NIST risk guidance; immediate controls needed; no measured loss or premium</w:t>
             </w:r>
           </w:p>
         </w:tc>
@@ -420,17 +430,17 @@
         <w:pStyle w:val="Heading2"/>
       </w:pPr>
       <w:r>
-        <w:t>Matrix and bounded management response</w:t>
+        <w:t>Severity/time matrix and management action</w:t>
       </w:r>
     </w:p>
     <w:p>
       <w:r>
-        <w:t>Chapter 1 Figure 1.8 maps High/mid-term to prepare/pilot, Moderate/near-term to pilot/partner and Low/near-term to a sustaining update. The v0 primary used the first cell, but material-impact timing is unsupported; a hypothetical cell must not be passed off as an evidenced placement.</w:t>
+        <w:t>Chapter 1 Figure 1.8 maps High/mid-term to prepare/pilot, Moderate/near-term to pilot/partner and Low/near-term to sustaining absorption. V1 correctly does not claim a substantiated impact date. Its hypothetical matrix example is only a scenario; the present recommendation is justified by reversible learning value.</w:t>
       </w:r>
     </w:p>
     <w:p>
       <w:r>
-        <w:t>Management can still justify a reversible learning pilot now. The principal and research lead should compare source-linked AI and manual briefs on de-identified/public topics, measuring factual traceability, all-in analyst plus senior-review time, rework and client usefulness. An 8–12-week pilot is a proposed schedule, not a prediction of market disruption. Establish success thresholds from a documented baseline before running it. Pause for confidentiality incidents or uncorrected material factual errors. Do not cut staff, reduce fees or make client entry commitments on these unmeasured hypotheses.</w:t>
+        <w:t>The actual primary v1 proposes a 6–8-week public-data pilot authorized by the principal, comparing AI-assisted and existing workflows on provenance accuracy, review/rework hours, turnaround, client usefulness and fully loaded cost. The pilot was not performed. The duration is a proposed management schedule, not market-impact timing; acceptance/stop thresholds and sample/denominator must be set from a measured baseline before kickoff. No staffing cuts, price promises or client entry commitments should follow from the labels alone.</w:t>
       </w:r>
     </w:p>
     <w:p>
@@ -438,12 +448,17 @@
         <w:pStyle w:val="Heading2"/>
       </w:pPr>
       <w:r>
-        <w:t>Incumbent dilemma and escalation</w:t>
+        <w:t>Incumbent dilemma and reassessment</w:t>
       </w:r>
     </w:p>
     <w:p>
       <w:r>
-        <w:t>Protecting billable preparation or report pricing may delay learning; premature cannibalization may reduce revenue without delivering reliable value. The better question is which work clients still need verified and will pay for. Shift effort only after measuring demand and cost, preserving human accountability and actual fieldwork. Review monthly pilot evidence and quarterly client/competitive signals. A credible escalation signal is documented substitution of equivalent verified outputs in lost/won proposals, with a defined denominator and baseline; v0's 20%/25% thresholds were uncalibrated proposals, not evidence.</w:t>
+        <w:t>The firm may need to stop protecting hours spent assembling generic reports and invest in auditable synthesis and genuinely validated insight. Moving too early risks uncompensated checking or premature fee cannibalization; waiting risks losing clients to acceptable substitutes. Neither outcome is measured. Human source checks and approved public data remain necessary, with controls themselves tested rather than presumed effective.</w:t>
+      </w:r>
+    </w:p>
+    <w:p>
+      <w:r>
+        <w:t>The principal should review client interviews and lost bids attributed to self-service, with a defined denominator, sample minimum and calibrated threshold. Source freshness, material errors, rework and confidentiality incidents should be reviewed at pilot checkpoints. A material breach pauses use pending human review. These are proposed controls, not observed triggers.</w:t>
       </w:r>
     </w:p>
     <w:p>
@@ -451,27 +466,50 @@
         <w:pStyle w:val="Heading2"/>
       </w:pPr>
       <w:r>
-        <w:t>Evidence and limits</w:t>
+        <w:t>Context comparison, testing and remaining weaknesses</w:t>
       </w:r>
     </w:p>
     <w:p>
       <w:r>
-        <w:t>S1: Brynjolfsson, Li and Raymond, *Generative AI at Work*, NBER WP 31161, November 2023 revision: 14% average increase in customer-support issues resolved/hour, not consulting ROI; long-run demand and generalizability remain unresolved. https://www.nber.org/papers/w31161</w:t>
+        <w:t>All six received outputs (three v0, three v1) passed the instructor validator and full JSON Schema checks; raw bytes/hashes are preserved. Within each version, the general findings are exactly identical. A useful contextual change is whose paid value is exposed: reports in the primary, fieldwork/execution in contrast 1, and physical goods in contrast 2.</w:t>
       </w:r>
     </w:p>
     <w:p>
       <w:r>
-        <w:t>S3: SBA's market-research guidance distinguishes existing sources from direct consumer research; it does not establish a local-service moat. https://www.sba.gov/counseling/plan-your-business/#market-research</w:t>
+        <w:t>V1 improves uncertainty and source-version discipline. However, contrast 1 still labels Moderate ancillary task/service exposure alongside an undetermined organization-wide threat; contrast 2 retains an illustrative process-update cell. The category ladder is not a clean like-for-like threat comparison. All three contrary-evidence arrays remain identical; the internal-brand governance section is tailored, but its dedicated counterargument field is not. Ledger coverage is improved but not exhaustive. These are preserved limitations, not silently repaired model outputs.</w:t>
       </w:r>
     </w:p>
     <w:p>
       <w:r>
-        <w:t>S4: NIST AI 600-1, July 2024, sections 2.2, 2.4 and 2.7 supports attention to confabulation, privacy and automation bias. https://nvlpubs.nist.gov/nistpubs/ai/NIST.AI.600-1.pdf</w:t>
+        <w:t>The handoff reports one shared ChatGPT conversation. Carryover/anchoring, unrecorded settings and absence of a full witnessed transcript limit independence and reproducibility; improvement cannot be attributed solely to the revision. Version 0.4 is retained as the actual tested candidate. A fresh-session replication and targeted field/ledger refinement would strengthen future use.</w:t>
+      </w:r>
+    </w:p>
+    <w:p>
+      <w:pPr>
+        <w:pStyle w:val="Heading2"/>
+      </w:pPr>
+      <w:r>
+        <w:t>Evidence</w:t>
       </w:r>
     </w:p>
     <w:p>
       <w:r>
-        <w:t>C1: Fortino, Chapter 1, supplied August 2026 draft, provides the governing creative-destruction and matrix framework. HBS remained inaccessible and is excluded. The source register records precise sections, access/provenance and limits. Actual v0 responses passed structural checks; that does not establish sound timing or severity. Retest results must be added before calling the revised agent validated.</w:t>
+        <w:t>S1: Brynjolfsson, Li and Raymond, *Generative AI at Work*, NBER WP 31161, November 2023 revision: 5,179 support agents and reported mean 14% higher issues resolved/hour, not consulting ROI; no established long-run demand or universal generalization. https://www.nber.org/papers/w31161</w:t>
+      </w:r>
+    </w:p>
+    <w:p>
+      <w:r>
+        <w:t>S3: U.S. SBA, market-research guidance, undated, source snapshot October 13, 2026: existing sources differ from direct consumer research; no evidence of a local-service moat. https://www.sba.gov/counseling/plan-your-business/#market-research</w:t>
+      </w:r>
+    </w:p>
+    <w:p>
+      <w:r>
+        <w:t>S4: NIST AI 600-1, July 2024, sections 2.2, 2.4 and 2.7: confabulation, privacy and human overreliance. https://nvlpubs.nist.gov/nistpubs/ai/NIST.AI.600-1.pdf</w:t>
+      </w:r>
+    </w:p>
+    <w:p>
+      <w:r>
+        <w:t>C1: Fortino, supplied Chapter 1 August 2026 draft, sections 1.2–1.7 and Figure 1.8, governing framework only. HBS was inaccessible and is excluded. The source register records inspected passages/provenance; the model runs did not independently verify new web evidence.</w:t>
       </w:r>
     </w:p>
     <w:sectPr>
@@ -492,7 +530,7 @@
       <w:pStyle w:val="Caption"/>
     </w:pPr>
     <w:r>
-      <w:t>Assignment 2 | Review draft — behavioral retest pending</w:t>
+      <w:t>Assignment 2 | Source-linked analysis and test record</w:t>
     </w:r>
   </w:p>
 </w:hdr>
